--- a/documentacion/8-manual-de-usuario/manual-de-usuario.docx
+++ b/documentacion/8-manual-de-usuario/manual-de-usuario.docx
@@ -1089,24 +1089,6 @@
       </w:r>
       <w:r>
         <w:t xml:space="preserve">.</w:t>
-      </w:r>
-    </w:p>
-    <w:p>
-      <w:pPr>
-        <w:pStyle w:val="BodyText"/>
-      </w:pPr>
-      <w:r>
-        <w:t xml:space="preserve">Generando el plan</w:t>
-      </w:r>
-      <w:r>
-        <w:t xml:space="preserve"> </w:t>
-      </w:r>
-      <w:r>
-        <w:rPr>
-          <w:i/>
-          <w:iCs/>
-        </w:rPr>
-        <w:t xml:space="preserve">(captura pendiente: esta pantalla solo aparece mientras se genera un plan real)</w:t>
       </w:r>
     </w:p>
     <w:bookmarkEnd w:id="35"/>
